--- a/data/revised_2026-10_full/tracked/v2/Maths/SS4.2_Probability_I/Mathematics_Probability_I_FinalExplanation_TRACKED.docx
+++ b/data/revised_2026-10_full/tracked/v2/Maths/SS4.2_Probability_I/Mathematics_Probability_I_FinalExplanation_TRACKED.docx
@@ -531,7 +531,7 @@
               </w:rPr>
               <w:t xml:space="preserve">The KMD forecasts a 70% chance of rain. (a) Does this guarantee rain on that day? Give a claim. (b) Use the Kericho March record (rain on 14 days out of 20) to show how a number like 0.7 can be worked out. (c) In the coin activity, the running relative frequency of heads was 0.6 after 10 tosses, 0.55 after 20, 0.55 after 40 and 0.525 after 80 tosses. Explain what this pattern tells you about trusting estimates from long records.</w:t>
             </w:r>
-            <w:ins w:id="9001" w:author="Claude (AI) - proposed" w:date="2026-10-15T12:58:38Z">
+            <w:ins w:id="9001" w:author="Claude (AI) - proposed" w:date="2026-10-18T00:31:48Z">
               <w:r>
                 <w:rPr>
                   <w:rFonts w:ascii="Arial" w:cs="Arial" w:eastAsia="Arial" w:hAnsi="Arial"/>
@@ -945,7 +945,7 @@
               </w:rPr>
               <w:t xml:space="preserve">Wanjiru wants to know about the next two days. Assume the days are independent, with P(R) = 0.7 and P(N) = 0.3 on each day. (a) Why is the multiplication law suitable here</w:t>
             </w:r>
-            <w:ins w:id="9002" w:author="Claude (AI) - proposed" w:date="2026-10-15T12:58:38Z">
+            <w:ins w:id="9002" w:author="Claude (AI) - proposed" w:date="2026-10-18T00:31:48Z">
               <w:r>
                 <w:rPr>
                   <w:rFonts w:ascii="Arial" w:cs="Arial" w:eastAsia="Arial" w:hAnsi="Arial"/>
@@ -1106,7 +1106,7 @@
               </w:rPr>
               <w:t xml:space="preserve">Using the class decision rules, advise each person. Farmer Wanjiru </w:t>
             </w:r>
-            <w:del w:id="9003" w:author="Claude (AI) - proposed" w:date="2026-10-15T12:58:38Z">
+            <w:del w:id="9003" w:author="Claude (AI) - proposed" w:date="2026-10-18T00:31:48Z">
               <w:r>
                 <w:rPr>
                   <w:rFonts w:ascii="Arial" w:cs="Arial" w:eastAsia="Arial" w:hAnsi="Arial"/>
@@ -1121,7 +1121,7 @@
                 <w:delText xml:space="preserve">plants</w:delText>
               </w:r>
             </w:del>
-            <w:ins w:id="9004" w:author="Claude (AI) - proposed" w:date="2026-10-15T12:58:38Z">
+            <w:ins w:id="9004" w:author="Claude (AI) - proposed" w:date="2026-10-18T00:31:48Z">
               <w:r>
                 <w:rPr>
                   <w:rFonts w:ascii="Arial" w:cs="Arial" w:eastAsia="Arial" w:hAnsi="Arial"/>
@@ -1149,7 +1149,7 @@
               </w:rPr>
               <w:t xml:space="preserve"> if P(rain on </w:t>
             </w:r>
-            <w:del w:id="9005" w:author="Claude (AI) - proposed" w:date="2026-10-15T12:58:38Z">
+            <w:del w:id="9005" w:author="Claude (AI) - proposed" w:date="2026-10-18T00:31:48Z">
               <w:r>
                 <w:rPr>
                   <w:rFonts w:ascii="Arial" w:cs="Arial" w:eastAsia="Arial" w:hAnsi="Arial"/>
@@ -1164,7 +1164,7 @@
                 <w:delText xml:space="preserve">each</w:delText>
               </w:r>
             </w:del>
-            <w:ins w:id="9006" w:author="Claude (AI) - proposed" w:date="2026-10-15T12:58:38Z">
+            <w:ins w:id="9006" w:author="Claude (AI) - proposed" w:date="2026-10-18T00:31:48Z">
               <w:r>
                 <w:rPr>
                   <w:rFonts w:ascii="Arial" w:cs="Arial" w:eastAsia="Arial" w:hAnsi="Arial"/>
@@ -1192,7 +1192,7 @@
               </w:rPr>
               <w:t xml:space="preserve"> of the next two days) &gt;= 0.49</w:t>
             </w:r>
-            <w:del w:id="9007" w:author="Claude (AI) - proposed" w:date="2026-10-15T12:58:38Z">
+            <w:del w:id="9007" w:author="Claude (AI) - proposed" w:date="2026-10-18T00:31:48Z">
               <w:r>
                 <w:rPr>
                   <w:rFonts w:ascii="Arial" w:cs="Arial" w:eastAsia="Arial" w:hAnsi="Arial"/>
@@ -1511,7 +1511,7 @@
               <w:spacing w:after="40" w:before="0"/>
               <w:jc w:val="left"/>
             </w:pPr>
-            <w:ins w:id="9008" w:author="Claude (AI) - proposed" w:date="2026-10-15T12:58:38Z">
+            <w:ins w:id="9008" w:author="Claude (AI) - proposed" w:date="2026-10-18T00:31:48Z">
               <w:r>
                 <w:rPr>
                   <w:rFonts w:ascii="Arial" w:cs="Arial" w:eastAsia="Arial" w:hAnsi="Arial"/>
@@ -1559,7 +1559,7 @@
               <w:spacing w:after="40" w:before="0"/>
               <w:jc w:val="left"/>
             </w:pPr>
-            <w:ins w:id="9009" w:author="Claude (AI) - proposed" w:date="2026-10-15T12:58:38Z">
+            <w:ins w:id="9009" w:author="Claude (AI) - proposed" w:date="2026-10-18T00:31:48Z">
               <w:r>
                 <w:rPr>
                   <w:rFonts w:ascii="Arial" w:cs="Arial" w:eastAsia="Arial" w:hAnsi="Arial"/>
@@ -1607,7 +1607,7 @@
               <w:spacing w:after="40" w:before="0"/>
               <w:jc w:val="left"/>
             </w:pPr>
-            <w:ins w:id="9010" w:author="Claude (AI) - proposed" w:date="2026-10-15T12:58:38Z">
+            <w:ins w:id="9010" w:author="Claude (AI) - proposed" w:date="2026-10-18T00:31:48Z">
               <w:r>
                 <w:rPr>
                   <w:rFonts w:ascii="Arial" w:cs="Arial" w:eastAsia="Arial" w:hAnsi="Arial"/>
@@ -1690,7 +1690,7 @@
               <w:spacing w:after="40" w:before="0"/>
               <w:jc w:val="left"/>
             </w:pPr>
-            <w:ins w:id="9011" w:author="Claude (AI) - proposed" w:date="2026-10-15T12:58:38Z">
+            <w:ins w:id="9011" w:author="Claude (AI) - proposed" w:date="2026-10-18T00:31:48Z">
               <w:r>
                 <w:rPr>
                   <w:rFonts w:ascii="Arial" w:cs="Arial" w:eastAsia="Arial" w:hAnsi="Arial"/>
@@ -1738,7 +1738,7 @@
               <w:spacing w:after="40" w:before="0"/>
               <w:jc w:val="left"/>
             </w:pPr>
-            <w:ins w:id="9012" w:author="Claude (AI) - proposed" w:date="2026-10-15T12:58:38Z">
+            <w:ins w:id="9012" w:author="Claude (AI) - proposed" w:date="2026-10-18T00:31:48Z">
               <w:r>
                 <w:rPr>
                   <w:rFonts w:ascii="Arial" w:cs="Arial" w:eastAsia="Arial" w:hAnsi="Arial"/>
@@ -1786,7 +1786,7 @@
               <w:spacing w:after="40" w:before="0"/>
               <w:jc w:val="left"/>
             </w:pPr>
-            <w:ins w:id="9013" w:author="Claude (AI) - proposed" w:date="2026-10-15T12:58:38Z">
+            <w:ins w:id="9013" w:author="Claude (AI) - proposed" w:date="2026-10-18T00:31:48Z">
               <w:r>
                 <w:rPr>
                   <w:rFonts w:ascii="Arial" w:cs="Arial" w:eastAsia="Arial" w:hAnsi="Arial"/>
@@ -1869,7 +1869,7 @@
               <w:spacing w:after="40" w:before="0"/>
               <w:jc w:val="left"/>
             </w:pPr>
-            <w:ins w:id="9014" w:author="Claude (AI) - proposed" w:date="2026-10-15T12:58:38Z">
+            <w:ins w:id="9014" w:author="Claude (AI) - proposed" w:date="2026-10-18T00:31:48Z">
               <w:r>
                 <w:rPr>
                   <w:rFonts w:ascii="Arial" w:cs="Arial" w:eastAsia="Arial" w:hAnsi="Arial"/>
@@ -1917,7 +1917,7 @@
               <w:spacing w:after="40" w:before="0"/>
               <w:jc w:val="left"/>
             </w:pPr>
-            <w:ins w:id="9015" w:author="Claude (AI) - proposed" w:date="2026-10-15T12:58:38Z">
+            <w:ins w:id="9015" w:author="Claude (AI) - proposed" w:date="2026-10-18T00:31:48Z">
               <w:r>
                 <w:rPr>
                   <w:rFonts w:ascii="Arial" w:cs="Arial" w:eastAsia="Arial" w:hAnsi="Arial"/>
@@ -1965,7 +1965,7 @@
               <w:spacing w:after="40" w:before="0"/>
               <w:jc w:val="left"/>
             </w:pPr>
-            <w:ins w:id="9016" w:author="Claude (AI) - proposed" w:date="2026-10-15T12:58:38Z">
+            <w:ins w:id="9016" w:author="Claude (AI) - proposed" w:date="2026-10-18T00:31:48Z">
               <w:r>
                 <w:rPr>
                   <w:rFonts w:ascii="Arial" w:cs="Arial" w:eastAsia="Arial" w:hAnsi="Arial"/>
@@ -2048,7 +2048,7 @@
               <w:spacing w:after="40" w:before="0"/>
               <w:jc w:val="left"/>
             </w:pPr>
-            <w:ins w:id="9017" w:author="Claude (AI) - proposed" w:date="2026-10-15T12:58:38Z">
+            <w:ins w:id="9017" w:author="Claude (AI) - proposed" w:date="2026-10-18T00:31:48Z">
               <w:r>
                 <w:rPr>
                   <w:rFonts w:ascii="Arial" w:cs="Arial" w:eastAsia="Arial" w:hAnsi="Arial"/>
@@ -2096,7 +2096,7 @@
               <w:spacing w:after="40" w:before="0"/>
               <w:jc w:val="left"/>
             </w:pPr>
-            <w:ins w:id="9018" w:author="Claude (AI) - proposed" w:date="2026-10-15T12:58:38Z">
+            <w:ins w:id="9018" w:author="Claude (AI) - proposed" w:date="2026-10-18T00:31:48Z">
               <w:r>
                 <w:rPr>
                   <w:rFonts w:ascii="Arial" w:cs="Arial" w:eastAsia="Arial" w:hAnsi="Arial"/>
@@ -2144,7 +2144,7 @@
               <w:spacing w:after="40" w:before="0"/>
               <w:jc w:val="left"/>
             </w:pPr>
-            <w:ins w:id="9019" w:author="Claude (AI) - proposed" w:date="2026-10-15T12:58:38Z">
+            <w:ins w:id="9019" w:author="Claude (AI) - proposed" w:date="2026-10-18T00:31:48Z">
               <w:r>
                 <w:rPr>
                   <w:rFonts w:ascii="Arial" w:cs="Arial" w:eastAsia="Arial" w:hAnsi="Arial"/>
@@ -2227,7 +2227,7 @@
               <w:spacing w:after="40" w:before="0"/>
               <w:jc w:val="left"/>
             </w:pPr>
-            <w:ins w:id="9020" w:author="Claude (AI) - proposed" w:date="2026-10-15T12:58:38Z">
+            <w:ins w:id="9020" w:author="Claude (AI) - proposed" w:date="2026-10-18T00:31:48Z">
               <w:r>
                 <w:rPr>
                   <w:rFonts w:ascii="Arial" w:cs="Arial" w:eastAsia="Arial" w:hAnsi="Arial"/>
@@ -2255,7 +2255,7 @@
               </w:rPr>
               <w:t xml:space="preserve">Gives a clear claim, uses specific evidence from the lessons, applies </w:t>
             </w:r>
-            <w:del w:id="9021" w:author="Claude (AI) - proposed" w:date="2026-10-15T12:58:38Z">
+            <w:del w:id="9021" w:author="Claude (AI) - proposed" w:date="2026-10-18T00:31:48Z">
               <w:r>
                 <w:rPr>
                   <w:rFonts w:ascii="Arial" w:cs="Arial" w:eastAsia="Arial" w:hAnsi="Arial"/>
@@ -2270,7 +2270,7 @@
                 <w:delText xml:space="preserve">thresholds</w:delText>
               </w:r>
             </w:del>
-            <w:ins w:id="9022" w:author="Claude (AI) - proposed" w:date="2026-10-15T12:58:38Z">
+            <w:ins w:id="9022" w:author="Claude (AI) - proposed" w:date="2026-10-18T00:31:48Z">
               <w:r>
                 <w:rPr>
                   <w:rFonts w:ascii="Arial" w:cs="Arial" w:eastAsia="Arial" w:hAnsi="Arial"/>
@@ -2318,7 +2318,7 @@
               <w:spacing w:after="40" w:before="0"/>
               <w:jc w:val="left"/>
             </w:pPr>
-            <w:ins w:id="9023" w:author="Claude (AI) - proposed" w:date="2026-10-15T12:58:38Z">
+            <w:ins w:id="9023" w:author="Claude (AI) - proposed" w:date="2026-10-18T00:31:48Z">
               <w:r>
                 <w:rPr>
                   <w:rFonts w:ascii="Arial" w:cs="Arial" w:eastAsia="Arial" w:hAnsi="Arial"/>
@@ -2366,7 +2366,7 @@
               <w:spacing w:after="40" w:before="0"/>
               <w:jc w:val="left"/>
             </w:pPr>
-            <w:ins w:id="9024" w:author="Claude (AI) - proposed" w:date="2026-10-15T12:58:38Z">
+            <w:ins w:id="9024" w:author="Claude (AI) - proposed" w:date="2026-10-18T00:31:48Z">
               <w:r>
                 <w:rPr>
                   <w:rFonts w:ascii="Arial" w:cs="Arial" w:eastAsia="Arial" w:hAnsi="Arial"/>
@@ -2516,7 +2516,7 @@
         </w:rPr>
         <w:t xml:space="preserve">© 2026 SeaVuria and ARES. This work is licensed under a </w:t>
       </w:r>
-      <w:hyperlink w:history="1" r:id="rIdvylo7rvtsf2dasgqllbj3">
+      <w:hyperlink w:history="1" r:id="rIdvsyqmi1snqufxzxdye2nv">
         <w:r>
           <w:rPr>
             <w:rFonts w:ascii="Arial" w:cs="Arial" w:eastAsia="Arial" w:hAnsi="Arial"/>
@@ -2536,7 +2536,7 @@
         </w:rPr>
         <w:t xml:space="preserve"> (</w:t>
       </w:r>
-      <w:hyperlink w:history="1" r:id="rIdubqbmechhvzwbgenfpfuy">
+      <w:hyperlink w:history="1" r:id="rIds2wtgtbytuni-gutape_w">
         <w:r>
           <w:rPr>
             <w:rFonts w:ascii="Arial" w:cs="Arial" w:eastAsia="Arial" w:hAnsi="Arial"/>
@@ -2556,7 +2556,7 @@
         </w:rPr>
         <w:t xml:space="preserve">). To view a copy of this license, visit </w:t>
       </w:r>
-      <w:hyperlink w:history="1" r:id="rId-bi41vsks6aa6zlkzwncq">
+      <w:hyperlink w:history="1" r:id="rIdw8chkrnxkj7nak-fwjqvm">
         <w:r>
           <w:rPr>
             <w:rFonts w:ascii="Arial" w:cs="Arial" w:eastAsia="Arial" w:hAnsi="Arial"/>
